--- a/doc/report/RXRA-PM-01_文档与项目管理.docx
+++ b/doc/report/RXRA-PM-01_文档与项目管理.docx
@@ -4902,7 +4902,7 @@
           <w:color w:val="1F4E79"/>
           <w:sz w:val="18"/>
         </w:rPr>
-        <w:t>下表的日历和人数是作业估算栏。在甲方书面确认前，不是合同工期，也不是报价承诺。确认后把确认日期写入修订记录。</w:t>
+        <w:t>下表的日历和人数是作业估算栏。在甲方书面确认前，不是合同工期，也不是报价承诺。确认后把确认日期写入修订记录。139 与 240 的算法、每条 story 的依据，以及和早期约 8.4–13.3 人月粗估的对照，写在 project_backlog.md 第 8 节。本框架不另算一套工数。</w:t>
       </w:r>
     </w:p>
     <w:tbl>
